--- a/project-docs/05-student-lab-handouts/DSYS601 Lab1 kubectl basics.docx
+++ b/project-docs/05-student-lab-handouts/DSYS601 Lab1 kubectl basics.docx
@@ -2316,6 +2316,16 @@
         </w:tc>
       </w:tr>
     </w:tbl>
+    <w:p wp14:textId="77777777">
+      <w:r>
+        <w:rPr>
+          <w:rFonts w:ascii="Consolas" w:hAnsi="Consolas" w:eastAsia="Consolas" w:cs="Consolas"/>
+          <w:sz w:val="20"/>
+          <w:szCs w:val="20"/>
+        </w:rPr>
+        <w:t xml:space="preserve">ℹ️ If you did Lab 0 Step 16, the script also copies the Lab 1 images into your cluster (loading… lines). If it says NOTE … is not on this VM yet, that is OK: the image downloads later instead.</w:t>
+      </w:r>
+    </w:p>
     <w:p xmlns:wp14="http://schemas.microsoft.com/office/word/2010/wordml" wp14:textId="77777777">
       <w:pPr>
         <w:spacing w:after="60"/>

--- a/project-docs/05-student-lab-handouts/DSYS601 Lab1 kubectl basics.docx
+++ b/project-docs/05-student-lab-handouts/DSYS601 Lab1 kubectl basics.docx
@@ -164,7 +164,7 @@
               <w:rPr>
                 <w:lang w:val="en-US"/>
               </w:rPr>
-              <w:t>About 90 minutes, plus an optional extra task</w:t>
+              <w:t xml:space="preserve">About 95 minutes, plus an optional extra task. New to Kubernetes? Allow up to 2 hours, including time to fix small problems (see If something goes wrong at the end).</w:t>
             </w:r>
           </w:p>
         </w:tc>
